--- a/public/data/indicadores/felicidad-nacional-bruta/textos/felicidad-nacional-bruta.docx
+++ b/public/data/indicadores/felicidad-nacional-bruta/textos/felicidad-nacional-bruta.docx
@@ -30,7 +30,7 @@
           <w:rFonts w:cs="Times New Roman"/>
           <w:lang w:val="es-ES"/>
         </w:rPr>
-        <w:t>La Felicidad Nacional Bruta (FNB), desarrollada en Bután, propone una medición del progreso que amplía la lectura económica tradicional. Su enfoque considera que el bienestar depende de la interacción entre condiciones materiales y no materiales, por lo que incorpora nueve dominios: nivel de vida, educación, salud, ambiente, vitalidad comunitaria, uso del tiempo, bienestar psicológico, buen gobierno y resiliencia cultural. En su formulación institucional, el índice funciona como una herramienta de política pública orientada a identificar fortalezas y rezagos en las condiciones que sostienen la felicidad colectiva.</w:t>
+        <w:t xml:space="preserve">La Felicidad Nacional Bruta, creada en Bután, mide el progreso desde nueve dominios: nivel de vida, educación, salud, ambiente, vitalidad comunitaria, uso del tiempo, bienestar psicológico, buen gobierno y resiliencia cultural. Este visualizador adapta el índice a una lectura prospectiva hasta 2050: la trayectoria tendencial y las rutas alternativas que se abren si cambian las condiciones.</w:t>
       </w:r>
     </w:p>
     <w:p>
@@ -44,34 +44,18 @@
       </w:pPr>
       <w:r>
         <w:rPr>
+          <w:b/>
           <w:rFonts w:cs="Times New Roman"/>
-          <w:b/>
           <w:lang w:val="es-ES"/>
         </w:rPr>
-        <w:t xml:space="preserve">Uso del visualizador. </w:t>
+        <w:t xml:space="preserve">Cómo usar el visualizador. </w:t>
       </w:r>
       <w:r>
         <w:rPr>
           <w:rFonts w:cs="Times New Roman"/>
           <w:lang w:val="es-ES"/>
         </w:rPr>
-        <w:t xml:space="preserve">El notebook se utiliza en Google </w:t>
-      </w:r>
-      <w:proofErr w:type="spellStart"/>
-      <w:r>
-        <w:rPr>
-          <w:rFonts w:cs="Times New Roman"/>
-          <w:lang w:val="es-ES"/>
-        </w:rPr>
-        <w:t>Colab</w:t>
-      </w:r>
-      <w:proofErr w:type="spellEnd"/>
-      <w:r>
-        <w:rPr>
-          <w:rFonts w:cs="Times New Roman"/>
-          <w:lang w:val="es-ES"/>
-        </w:rPr>
-        <w:t xml:space="preserve"> y requiere ejecutar primero la celda de carga para seleccionar la plantilla Excel del índice adaptado. Una vez validada la continuidad anual, la ausencia de duplicados y el rango de los datos, el panel permite escoger el índice compuesto o cualquiera de sus componentes, activar los escenarios pesimista, tendencial y optimista, y reproducir trayectorias plausibles mediante los controles animados. Los comparadores facilitan observar varios indicadores al mismo tiempo y consultar sus hitos hasta 2050. El escenario tendencial corresponde a la trayectoria incluida en la base, mientras los escenarios alternativos se construyen con la variabilidad histórica de los componentes y no representan proyecciones oficiales de Bután ni de entidades públicas colombianas.</w:t>
+        <w:t xml:space="preserve">Recorra las cuatro vistas: explore las series del índice y de sus componentes (enciéndalas o apáguelas desde la leyenda); abra los escenarios de un indicador y compare las rutas pesimista, tendencial y optimista hasta 2050; mire la estructura del índice en el radar por año y escenario; y enfrente hasta tres indicadores a la vez en el comparador. Pase el cursor sobre cada línea para leer su valor. Los escenarios alternativos se construyen con la variabilidad histórica de los componentes y no son proyecciones oficiales de Bután ni de entidades colombianas.</w:t>
       </w:r>
     </w:p>
     <w:p>
